--- a/generated_onenote_pages/10_Security_and_Compliance/02_Security_Incident_Response__incident-response-plan.docx
+++ b/generated_onenote_pages/10_Security_and_Compliance/02_Security_Incident_Response__incident-response-plan.docx
@@ -8,6 +8,14 @@
       </w:pPr>
       <w:r>
         <w:t>Security Incident Response Plan</w:t>
+      </w:r>
+    </w:p>
+    <w:p>
+      <w:pPr>
+        <w:pStyle w:val="IntenseQuote"/>
+      </w:pPr>
+      <w:r>
+        <w:t>Attached to the "Security Incident Response" security policy in the Security and Compliance section, owned by Security Operations.</w:t>
       </w:r>
     </w:p>
     <w:p>
